--- a/droit social dcg/2- acc s l emploi.docx
+++ b/droit social dcg/2- acc s l emploi.docx
@@ -8,7 +8,12 @@
         <w:jc w:val="center"/>
       </w:pPr>
       <w:r>
-        <w:t>LE SERVICE PUBLIC DE L�EMPLOI I �</w:t>
+        <w:rPr>
+          <w:b/>
+          <w:color w:val="1F4E79"/>
+          <w:sz w:val="34"/>
+        </w:rPr>
+        <w:t>LE SERVICE PUBLIC DE L'EMPLOI I e</w:t>
       </w:r>
     </w:p>
     <w:p>
@@ -16,27 +21,52 @@
         <w:pStyle w:val="Heading2"/>
       </w:pPr>
       <w:r>
-        <w:t>LES OP�RATEURS DU SERVICE PUBLIC DE L�EMPLOI A �</w:t>
+        <w:rPr>
+          <w:b/>
+          <w:color w:val="2F5496"/>
+          <w:sz w:val="24"/>
+        </w:rPr>
+        <w:t>LES OPeRATEURS DU SERVICE PUBLIC DE L'EMPLOI A e</w:t>
       </w:r>
     </w:p>
     <w:p>
       <w:r>
-        <w:t>Tel que d�finit � l�article L 5311-1 du code du travail, le service public de l�emploi a pour mission l�accueil, l�orientation,</w:t>
+        <w:rPr>
+          <w:b w:val="0"/>
+          <w:color w:val="000000"/>
+          <w:sz w:val="22"/>
+        </w:rPr>
+        <w:t>Tel que d'finit e l'article L 5311-1 du code du travail, le service public de l'emploi a pour mission l'accueil, l'orientation,</w:t>
       </w:r>
     </w:p>
     <w:p>
       <w:r>
-        <w:t>la formation et l�insertion ; Il comprend le placement, le versement d�un revenu de remplacement, l�accompagnement</w:t>
+        <w:rPr>
+          <w:b w:val="0"/>
+          <w:color w:val="000000"/>
+          <w:sz w:val="22"/>
+        </w:rPr>
+        <w:t>la formation et l'insertion ; Il comprend le placement, le versement d'un revenu de remplacement, l'accompagnement</w:t>
       </w:r>
     </w:p>
     <w:p>
       <w:r>
-        <w:t>des demandeurs d�emploi et l�aide � la s�curisation des parcours professionnels de tous les salari�s. Trois groupes</w:t>
+        <w:rPr>
+          <w:b w:val="0"/>
+          <w:color w:val="000000"/>
+          <w:sz w:val="22"/>
+        </w:rPr>
+        <w:t>des demandeurs d'emploi et l'aide e la s'curisation des parcours professionnels de tous les salaries. Trois groupes</w:t>
       </w:r>
     </w:p>
     <w:p>
       <w:r>
-        <w:t>concourent au service public de l�emploi :</w:t>
+        <w:rPr>
+          <w:b w:val="0"/>
+          <w:color w:val="000000"/>
+          <w:sz w:val="22"/>
+        </w:rPr>
+        <w:t>concourent au service public de l'emploi :</w:t>
       </w:r>
     </w:p>
     <w:p>
@@ -44,7 +74,12 @@
         <w:pStyle w:val="ListBullet"/>
       </w:pPr>
       <w:r>
-        <w:t>le premier comprend l��tat, France Travail et l�agence nationale pour la formation professionnelle des adultes ; -</w:t>
+        <w:rPr>
+          <w:b w:val="0"/>
+          <w:color w:val="000000"/>
+          <w:sz w:val="22"/>
+        </w:rPr>
+        <w:t>le premier comprend l'etat, France Travail et l'agence nationale pour la formation professionnelle des adultes ;</w:t>
       </w:r>
     </w:p>
     <w:p>
@@ -52,7 +87,12 @@
         <w:pStyle w:val="ListBullet"/>
       </w:pPr>
       <w:r>
-        <w:t>le second, les collectivit�s territoriales et leurs groupements ; -</w:t>
+        <w:rPr>
+          <w:b w:val="0"/>
+          <w:color w:val="000000"/>
+          <w:sz w:val="22"/>
+        </w:rPr>
+        <w:t>le second, les collectivites territoriales et leurs groupements ;</w:t>
       </w:r>
     </w:p>
     <w:p>
@@ -60,12 +100,22 @@
         <w:pStyle w:val="ListBullet"/>
       </w:pPr>
       <w:r>
-        <w:t>le troisi�me int�gre les autres op�rateurs publics ou priv�s, les entreprises de travail temporaire, les agences de -</w:t>
+        <w:rPr>
+          <w:b w:val="0"/>
+          <w:color w:val="000000"/>
+          <w:sz w:val="22"/>
+        </w:rPr>
+        <w:t>le troisieme integre les autres operateurs publics ou prives, les entreprises de travail temporaire, les agences de</w:t>
       </w:r>
     </w:p>
     <w:p>
       <w:r>
-        <w:t>placement priv�.</w:t>
+        <w:rPr>
+          <w:b w:val="0"/>
+          <w:color w:val="000000"/>
+          <w:sz w:val="22"/>
+        </w:rPr>
+        <w:t>placement prive.</w:t>
       </w:r>
     </w:p>
     <w:p>
@@ -73,47 +123,92 @@
         <w:pStyle w:val="Heading2"/>
       </w:pPr>
       <w:r>
-        <w:t>L�ACTIVIT� DE PLACEMENT B �</w:t>
+        <w:rPr>
+          <w:b/>
+          <w:color w:val="2F5496"/>
+          <w:sz w:val="24"/>
+        </w:rPr>
+        <w:t>L'ACTIVITe DE PLACEMENT B e</w:t>
       </w:r>
     </w:p>
     <w:p>
       <w:r>
-        <w:t>L�article L 5321-1 du code du travail d�finit l�activit� de placement comme une prestation consistant � fournir, � titre</w:t>
+        <w:rPr>
+          <w:b w:val="0"/>
+          <w:color w:val="000000"/>
+          <w:sz w:val="22"/>
+        </w:rPr>
+        <w:t>L'article L 5321-1 du code du travail d'finit l'activite de placement comme une prestation consistant e fournir, e titre</w:t>
       </w:r>
     </w:p>
     <w:p>
       <w:r>
-        <w:t>habituel, des services visant � rapprocher offres et demandes d�emploi, sans que la personne physique ou morale</w:t>
+        <w:rPr>
+          <w:b w:val="0"/>
+          <w:color w:val="000000"/>
+          <w:sz w:val="22"/>
+        </w:rPr>
+        <w:t>habituel, des services visant e rapprocher offres et demandes d'emploi, sans que la personne physique ou morale</w:t>
       </w:r>
     </w:p>
     <w:p>
       <w:r>
-        <w:t>assurant cette activit� ne devienne partie aux relations de travail susceptibles d�en d�couler.</w:t>
+        <w:rPr>
+          <w:b w:val="0"/>
+          <w:color w:val="000000"/>
+          <w:sz w:val="22"/>
+        </w:rPr>
+        <w:t>assurant cette activite ne devienne partie aux relations de travail susceptibles d'en d'couler.</w:t>
       </w:r>
     </w:p>
     <w:p>
       <w:r>
-        <w:t>Si France Travail conserve la capacit� d�assurer cette mission, d�sormais, toute personne morale de droit priv�e peut y</w:t>
+        <w:rPr>
+          <w:b w:val="0"/>
+          <w:color w:val="000000"/>
+          <w:sz w:val="22"/>
+        </w:rPr>
+        <w:t>Si France Travail conserve la capacite d'assurer cette mission, d'sormais, toute personne morale de droit privee peut y</w:t>
       </w:r>
     </w:p>
     <w:p>
       <w:r>
-        <w:t>concourir sous la seule condition d�obtenir une autorisation administrative pr�alable.</w:t>
+        <w:rPr>
+          <w:b w:val="0"/>
+          <w:color w:val="000000"/>
+          <w:sz w:val="22"/>
+        </w:rPr>
+        <w:t>concourir sous la seule condition d'obtenir une autorisation administrative prealable.</w:t>
       </w:r>
     </w:p>
     <w:p>
       <w:r>
-        <w:t>Ainsi les entreprises de travail temporaire, les collectivit�s territoriales, et plus largement tout op�rateur priv�, peuvent</w:t>
+        <w:rPr>
+          <w:b w:val="0"/>
+          <w:color w:val="000000"/>
+          <w:sz w:val="22"/>
+        </w:rPr>
+        <w:t>Ainsi les entreprises de travail temporaire, les collectivites territoriales, et plus largement tout operateur prive, peuvent</w:t>
       </w:r>
     </w:p>
     <w:p>
       <w:r>
-        <w:t>librement participer au service public de l�emploi et devenir des acteurs de premier rang dans le rapprochement entre</w:t>
+        <w:rPr>
+          <w:b w:val="0"/>
+          <w:color w:val="000000"/>
+          <w:sz w:val="22"/>
+        </w:rPr>
+        <w:t>librement participer au service public de l'emploi et devenir des acteurs de premier rang dans le rapprochement entre</w:t>
       </w:r>
     </w:p>
     <w:p>
       <w:r>
-        <w:t>demandeurs d�emploi et offre de travail.</w:t>
+        <w:rPr>
+          <w:b w:val="0"/>
+          <w:color w:val="000000"/>
+          <w:sz w:val="22"/>
+        </w:rPr>
+        <w:t>demandeurs d'emploi et offre de travail.</w:t>
       </w:r>
     </w:p>
     <w:p>
@@ -121,7 +216,12 @@
         <w:pStyle w:val="Heading2"/>
       </w:pPr>
       <w:r>
-        <w:t>OFFRES D�EMPLOI II �</w:t>
+        <w:rPr>
+          <w:b/>
+          <w:color w:val="2F5496"/>
+          <w:sz w:val="24"/>
+        </w:rPr>
+        <w:t>OFFRES D'EMPLOI II e</w:t>
       </w:r>
     </w:p>
     <w:p>
@@ -129,17 +229,32 @@
         <w:pStyle w:val="Heading2"/>
       </w:pPr>
       <w:r>
-        <w:t>MODALIT�S DE DIFFUSION A �</w:t>
+        <w:rPr>
+          <w:b/>
+          <w:color w:val="2F5496"/>
+          <w:sz w:val="24"/>
+        </w:rPr>
+        <w:t>MODALITeS DE DIFFUSION A e</w:t>
       </w:r>
     </w:p>
     <w:p>
       <w:r>
-        <w:t>La loi du 18 janvier 2005 a �tendu les modalit�s selon lesquelles les offres d�emploi peuvent �tre port�es � la</w:t>
+        <w:rPr>
+          <w:b w:val="0"/>
+          <w:color w:val="000000"/>
+          <w:sz w:val="22"/>
+        </w:rPr>
+        <w:t>La loi du 18 janvier 2005 a etendu les modalites selon lesquelles les offres d'emploi peuvent etre portees e la</w:t>
       </w:r>
     </w:p>
     <w:p>
       <w:r>
-        <w:t>connaissance du public. Les offres et demandes d�emploi peuvent �tre effectu�es :</w:t>
+        <w:rPr>
+          <w:b w:val="0"/>
+          <w:color w:val="000000"/>
+          <w:sz w:val="22"/>
+        </w:rPr>
+        <w:t>connaissance du public. Les offres et demandes d'emploi peuvent etre effectuees :</w:t>
       </w:r>
     </w:p>
     <w:p>
@@ -147,7 +262,12 @@
         <w:pStyle w:val="ListBullet"/>
       </w:pPr>
       <w:r>
-        <w:t>soit par voie de presse; -</w:t>
+        <w:rPr>
+          <w:b w:val="0"/>
+          <w:color w:val="000000"/>
+          <w:sz w:val="22"/>
+        </w:rPr>
+        <w:t>soit par voie de presse;</w:t>
       </w:r>
     </w:p>
     <w:p>
@@ -155,7 +275,12 @@
         <w:pStyle w:val="ListBullet"/>
       </w:pPr>
       <w:r>
-        <w:t>soit par tout autre moyen de communication, quel qu�en soit le support, accessible au public. -</w:t>
+        <w:rPr>
+          <w:b w:val="0"/>
+          <w:color w:val="000000"/>
+          <w:sz w:val="22"/>
+        </w:rPr>
+        <w:t>soit par tout autre moyen de communication, quel qu'en soit le support, accessible au public.</w:t>
       </w:r>
     </w:p>
     <w:p>
@@ -163,81 +288,161 @@
         <w:pStyle w:val="Heading2"/>
       </w:pPr>
       <w:r>
-        <w:t>LE FORMALISME R�DACTIONNEL DES OFFRES B �</w:t>
+        <w:rPr>
+          <w:b/>
+          <w:color w:val="2F5496"/>
+          <w:sz w:val="24"/>
+        </w:rPr>
+        <w:t>LE FORMALISME ReDACTIONNEL DES OFFRES B e</w:t>
       </w:r>
     </w:p>
     <w:p>
       <w:r>
-        <w:t>Toute offre doit �tre dat�e et r�dig�e en fran�ais notamment si l�employeur est fran�ais ou si la prestation de ?</w:t>
+        <w:rPr>
+          <w:b w:val="0"/>
+          <w:color w:val="000000"/>
+          <w:sz w:val="22"/>
+        </w:rPr>
+        <w:t>Toute offre doit etre datee et redigee en franeais notamment si l'employeur est franeais ou si la prestation de ?</w:t>
       </w:r>
     </w:p>
     <w:p>
       <w:r>
-        <w:t>travail doit �tre ex�cut�e sur le territoire fran�ais.</w:t>
+        <w:rPr>
+          <w:b w:val="0"/>
+          <w:color w:val="000000"/>
+          <w:sz w:val="22"/>
+        </w:rPr>
+        <w:t>travail doit etre executee sur le territoire franeais.</w:t>
       </w:r>
     </w:p>
     <w:p>
       <w:r>
-        <w:t>Si l�annonce est anonyme, l�entreprise �mettrice doit faire conna�tre au directeur de la publication du journal, son ?</w:t>
+        <w:rPr>
+          <w:b w:val="0"/>
+          <w:color w:val="000000"/>
+          <w:sz w:val="22"/>
+        </w:rPr>
+        <w:t>Si l'annonce est anonyme, l'entreprise emettrice doit faire connaetre au directeur de la publication du journal, son ?</w:t>
       </w:r>
     </w:p>
     <w:p>
       <w:r>
+        <w:rPr>
+          <w:b w:val="0"/>
+          <w:color w:val="000000"/>
+          <w:sz w:val="22"/>
+        </w:rPr>
         <w:t>nom, sa raison sociale et son adresse.</w:t>
       </w:r>
     </w:p>
     <w:p>
       <w:r>
-        <w:t>Sont interdites les mentions discriminatoires, c�est-�-dire toute annonce imposant une condition fond�e sur ?</w:t>
+        <w:rPr>
+          <w:b w:val="0"/>
+          <w:color w:val="000000"/>
+          <w:sz w:val="22"/>
+        </w:rPr>
+        <w:t>Sont interdites les mentions discriminatoires, c'est-e-dire toute annonce imposant une condition fondee sur ?</w:t>
       </w:r>
     </w:p>
     <w:p>
       <w:r>
-        <w:t>l�origine, le sexe, la situation de famille, l�apparence physique, le patronyme, l��tat de sant�, le handicap, les</w:t>
+        <w:rPr>
+          <w:b w:val="0"/>
+          <w:color w:val="000000"/>
+          <w:sz w:val="22"/>
+        </w:rPr>
+        <w:t>l'origine, le sexe, la situation de famille, l'apparence physique, le patronyme, l'etat de sante, le handicap, les</w:t>
       </w:r>
     </w:p>
     <w:p>
       <w:r>
-        <w:t>caract�ristiques g�n�tiques, les moeurs, l�orientation sexuelle, l��ge, les opinions politiques, les activit�s syndicales,</w:t>
+        <w:rPr>
+          <w:b w:val="0"/>
+          <w:color w:val="000000"/>
+          <w:sz w:val="22"/>
+        </w:rPr>
+        <w:t>caracteristiques gen'tiques, les moeurs, l'orientation sexuelle, l'ege, les opinions politiques, les activites syndicales,</w:t>
       </w:r>
     </w:p>
     <w:p>
       <w:r>
-        <w:t>l�appartenance ou la non-appartenance, vraie ou suppos�e, � une ethnie, une nation, une race ou une religion</w:t>
+        <w:rPr>
+          <w:b w:val="0"/>
+          <w:color w:val="000000"/>
+          <w:sz w:val="22"/>
+        </w:rPr>
+        <w:t>l'appartenance ou la non-appartenance, vraie ou supposee, e une ethnie, une nation, une race ou une religion</w:t>
       </w:r>
     </w:p>
     <w:p>
       <w:r>
-        <w:t>d�termin�e, sous peine de sanctions p�nales.</w:t>
+        <w:rPr>
+          <w:b w:val="0"/>
+          <w:color w:val="000000"/>
+          <w:sz w:val="22"/>
+        </w:rPr>
+        <w:t>d'terminee, sous peine de sanctions penales.</w:t>
       </w:r>
     </w:p>
     <w:p>
       <w:r>
-        <w:t>Sont interdites les mentions contenant un terme en langue �trang�re s�il existe un terme fran�ais pouvant le ?</w:t>
+        <w:rPr>
+          <w:b w:val="0"/>
+          <w:color w:val="000000"/>
+          <w:sz w:val="22"/>
+        </w:rPr>
+        <w:t>Sont interdites les mentions contenant un terme en langue etrangere s'il existe un terme franeais pouvant le ?</w:t>
       </w:r>
     </w:p>
     <w:p>
       <w:r>
+        <w:rPr>
+          <w:b w:val="0"/>
+          <w:color w:val="000000"/>
+          <w:sz w:val="22"/>
+        </w:rPr>
         <w:t>remplacer.</w:t>
       </w:r>
     </w:p>
     <w:p>
       <w:r>
-        <w:t>Sont interdites les annonces comportant une condition d��ge en dehors des cas pr�vus par la loi ou le r�glement ?</w:t>
+        <w:rPr>
+          <w:b w:val="0"/>
+          <w:color w:val="000000"/>
+          <w:sz w:val="22"/>
+        </w:rPr>
+        <w:t>Sont interdites les annonces comportant une condition d'ege en dehors des cas prevus par la loi ou le reglement ?</w:t>
       </w:r>
     </w:p>
     <w:p>
       <w:r>
-        <w:t>(par exemple : mannequins, artistes, politiques de l�emploi).</w:t>
+        <w:rPr>
+          <w:b w:val="0"/>
+          <w:color w:val="000000"/>
+          <w:sz w:val="22"/>
+        </w:rPr>
+        <w:t>(par exemple : mannequins, artistes, politiques de l'emploi).</w:t>
       </w:r>
     </w:p>
     <w:p>
       <w:r>
-        <w:t>Sont interdites les all�gations fausses ou de nature � induire en erreur en mati�re de travaux � domicile et de ?</w:t>
+        <w:rPr>
+          <w:b w:val="0"/>
+          <w:color w:val="000000"/>
+          <w:sz w:val="22"/>
+        </w:rPr>
+        <w:t>Sont interdites les allegations fausses ou de nature e induire en erreur en matiere de travaux e domicile et de ?</w:t>
       </w:r>
     </w:p>
     <w:p>
       <w:r>
+        <w:rPr>
+          <w:b w:val="0"/>
+          <w:color w:val="000000"/>
+          <w:sz w:val="22"/>
+        </w:rPr>
         <w:t>prestations de services notamment.</w:t>
       </w:r>
     </w:p>
@@ -246,7 +451,12 @@
         <w:pStyle w:val="Heading2"/>
       </w:pPr>
       <w:r>
-        <w:t>M�THODES DE RECRUTEMENT ET PROTECTION DES LIBERT�S III �</w:t>
+        <w:rPr>
+          <w:b/>
+          <w:color w:val="2F5496"/>
+          <w:sz w:val="24"/>
+        </w:rPr>
+        <w:t>M'THODES DE RECRUTEMENT ET PROTECTION DES LIBERTeS III e</w:t>
       </w:r>
     </w:p>
     <w:p>
@@ -254,7 +464,12 @@
         <w:pStyle w:val="Heading2"/>
       </w:pPr>
       <w:r>
-        <w:t>LES PRINCIPES GOUVERNANT � LA S�LECTION DES CANDIDATS A �</w:t>
+        <w:rPr>
+          <w:b/>
+          <w:color w:val="006100"/>
+          <w:sz w:val="24"/>
+        </w:rPr>
+        <w:t>LES PRINCIPES GOUVERNANT e LA S'LECTION DES CANDIDATS A e</w:t>
       </w:r>
     </w:p>
     <w:p>
@@ -262,21 +477,41 @@
         <w:pStyle w:val="Heading2"/>
       </w:pPr>
       <w:r>
+        <w:rPr>
+          <w:b/>
+          <w:color w:val="006100"/>
+          <w:sz w:val="24"/>
+        </w:rPr>
         <w:t>LES PRINCIPES DIRECTEURS</w:t>
       </w:r>
     </w:p>
     <w:p>
       <w:r>
+        <w:rPr>
+          <w:b w:val="0"/>
+          <w:color w:val="006100"/>
+          <w:sz w:val="22"/>
+        </w:rPr>
         <w:t>?</w:t>
       </w:r>
     </w:p>
     <w:p>
       <w:r>
-        <w:t>Quelles que soient les m�thodes utilis�es, les questions pos�es doivent r�pondre � la double exigence suivante (c. trav.</w:t>
+        <w:rPr>
+          <w:b w:val="0"/>
+          <w:color w:val="006100"/>
+          <w:sz w:val="22"/>
+        </w:rPr>
+        <w:t>Quelles que soient les m'thodes utilisees, les questions posees doivent repondre e la double exigence suivante (c. trav.</w:t>
       </w:r>
     </w:p>
     <w:p>
       <w:r>
+        <w:rPr>
+          <w:b w:val="0"/>
+          <w:color w:val="006100"/>
+          <w:sz w:val="22"/>
+        </w:rPr>
         <w:t>art. L. 1221-6) :</w:t>
       </w:r>
     </w:p>
@@ -285,12 +520,22 @@
         <w:pStyle w:val="ListBullet"/>
       </w:pPr>
       <w:r>
-        <w:t>Les informations demand�es ne doivent avoir comme finalit�, que d�appr�cier la capacit� du candidat � -</w:t>
+        <w:rPr>
+          <w:b w:val="0"/>
+          <w:color w:val="006100"/>
+          <w:sz w:val="22"/>
+        </w:rPr>
+        <w:t>Les informations demandees ne doivent avoir comme finalite, que d'apprecier la capacite du candidat e</w:t>
       </w:r>
     </w:p>
     <w:p>
       <w:r>
-        <w:t>occuper l�emploi propos� ou ses aptitudes professionnelles.</w:t>
+        <w:rPr>
+          <w:b w:val="0"/>
+          <w:color w:val="006100"/>
+          <w:sz w:val="22"/>
+        </w:rPr>
+        <w:t>occuper l'emploi propose ou ses aptitudes professionnelles.</w:t>
       </w:r>
     </w:p>
     <w:p>
@@ -298,34 +543,63 @@
         <w:pStyle w:val="ListBullet"/>
       </w:pPr>
       <w:r>
-        <w:t>Les informations demand�es doivent pr�senter un lien direct et n�cessaire avec l�emploi propos� ou avec -</w:t>
+        <w:rPr>
+          <w:b w:val="0"/>
+          <w:color w:val="006100"/>
+          <w:sz w:val="22"/>
+        </w:rPr>
+        <w:t>Les informations demandees doivent presenter un lien direct et n'cessaire avec l'emploi propose ou avec</w:t>
       </w:r>
     </w:p>
     <w:p>
       <w:r>
-        <w:t>l��valuation des aptitudes professionnelles �.</w:t>
+        <w:rPr>
+          <w:b w:val="0"/>
+          <w:color w:val="006100"/>
+          <w:sz w:val="22"/>
+        </w:rPr>
+        <w:t>l'evaluation des aptitudes professionnelles e.</w:t>
       </w:r>
     </w:p>
     <w:p/>
-    <w:p/>
     <w:p>
       <w:r>
-        <w:t>D�s lors l�employeur doit s�abstenir de toute discrimination et les informations sollicit�es � l�occasion de l�entretien</w:t>
+        <w:rPr>
+          <w:b w:val="0"/>
+          <w:color w:val="006100"/>
+          <w:sz w:val="22"/>
+        </w:rPr>
+        <w:t>D's lors l'employeur doit s'abstenir de toute discrimination et les informations sollicitees e l'occasion de l'entretien</w:t>
       </w:r>
     </w:p>
     <w:p>
       <w:r>
-        <w:t>ne peuvent �tre attentatoires au droit des personnes et � leurs libert�s individuelles. Ainsi les questions sur l��tat de</w:t>
+        <w:rPr>
+          <w:b w:val="0"/>
+          <w:color w:val="006100"/>
+          <w:sz w:val="22"/>
+        </w:rPr>
+        <w:t>ne peuvent etre attentatoires au droit des personnes et e leurs libertes individuelles. Ainsi les questions sur l'etat de</w:t>
       </w:r>
     </w:p>
     <w:p>
       <w:r>
-        <w:t>sant� du candidat, ses m�urs sexuelles, ses opinions religieuses ou philosophiques ou encore son �tat de grossesse sont</w:t>
+        <w:rPr>
+          <w:b w:val="0"/>
+          <w:color w:val="006100"/>
+          <w:sz w:val="22"/>
+        </w:rPr>
+        <w:t>sante du candidat, ses m'urs sexuelles, ses opinions religieuses ou philosophiques ou encore son etat de grossesse sont</w:t>
       </w:r>
     </w:p>
     <w:p>
       <w:r>
-        <w:t>interdites et les r�ponses mensong�res apport�es ne sauraient en principe motiver une rupture du contrat de travail.</w:t>
+        <w:rPr>
+          <w:b w:val="0"/>
+          <w:color w:val="006100"/>
+          <w:sz w:val="22"/>
+        </w:rPr>
+        <w:t>interdites et les reponses mensongeres apportees ne sauraient en principe motiver une rupture du contrat de travail.</w:t>
       </w:r>
     </w:p>
     <w:p>
@@ -333,42 +607,82 @@
         <w:pStyle w:val="Heading2"/>
       </w:pPr>
       <w:r>
-        <w:t>LES M�THODES USUELLES</w:t>
+        <w:rPr>
+          <w:b/>
+          <w:color w:val="2F5496"/>
+          <w:sz w:val="24"/>
+        </w:rPr>
+        <w:t>LES M'THODES USUELLES</w:t>
       </w:r>
     </w:p>
     <w:p>
       <w:r>
+        <w:rPr>
+          <w:b w:val="0"/>
+          <w:color w:val="000000"/>
+          <w:sz w:val="22"/>
+        </w:rPr>
         <w:t>?</w:t>
       </w:r>
     </w:p>
     <w:p>
       <w:r>
-        <w:t>L�employeur proc�de � la s�lection des candidats � partir de crit�res et m�thodes d�finis par lui. En g�n�ral l�analyse du</w:t>
+        <w:rPr>
+          <w:b w:val="0"/>
+          <w:color w:val="000000"/>
+          <w:sz w:val="22"/>
+        </w:rPr>
+        <w:t>L'employeur procede e la s'lection des candidats e partir de criteres et m'thodes d'finis par lui. En gen'ral l'analyse du</w:t>
       </w:r>
     </w:p>
     <w:p>
       <w:r>
-        <w:t>curriculum vitae (� noter que la loi Rebsamen met fin � l�exp�rimentation du CV anonyme mais conserve la facult� pour</w:t>
+        <w:rPr>
+          <w:b w:val="0"/>
+          <w:color w:val="000000"/>
+          <w:sz w:val="22"/>
+        </w:rPr>
+        <w:t>curriculum vitae (e noter que la loi Rebsamen met fin e l'experimentation du CV anonyme mais conserve la faculte pour</w:t>
       </w:r>
     </w:p>
     <w:p>
       <w:r>
-        <w:t>l�employeur d�y recourir (C. trav. Art 1221-7)), puis l�entretien sont les deux moyens les plus couramment utilis�s.</w:t>
+        <w:rPr>
+          <w:b w:val="0"/>
+          <w:color w:val="000000"/>
+          <w:sz w:val="22"/>
+        </w:rPr>
+        <w:t>l'employeur d'y recourir (C. trav. Art 1221-7)), puis l'entretien sont les deux moyens les plus couramment utilises.</w:t>
       </w:r>
     </w:p>
     <w:p>
       <w:r>
-        <w:t>D�autres m�thodes comme les tests psychologiques, l�essai professionnel, le questionnaire d�embauche peuvent aider</w:t>
+        <w:rPr>
+          <w:b w:val="0"/>
+          <w:color w:val="000000"/>
+          <w:sz w:val="22"/>
+        </w:rPr>
+        <w:t>D'autres m'thodes comme les tests psychologiques, l'essai professionnel, le questionnaire d'embauche peuvent aider</w:t>
       </w:r>
     </w:p>
     <w:p>
       <w:r>
-        <w:t>l�employeur � choisir son futur salari�. � noter enfin que le candidat doit �tre express�ment inform� des m�thodes et</w:t>
+        <w:rPr>
+          <w:b w:val="0"/>
+          <w:color w:val="000000"/>
+          <w:sz w:val="22"/>
+        </w:rPr>
+        <w:t>l'employeur e choisir son futur salarie. e noter enfin que le candidat doit etre expressement informe des m'thodes et</w:t>
       </w:r>
     </w:p>
     <w:p>
       <w:r>
-        <w:t>techniques d�aide au recrutement utilis�es, sachant que les r�sultats obtenus sont confidentiels.</w:t>
+        <w:rPr>
+          <w:b w:val="0"/>
+          <w:color w:val="000000"/>
+          <w:sz w:val="22"/>
+        </w:rPr>
+        <w:t>techniques d'aide au recrutement utilisees, sachant que les resultats obtenus sont confidentiels.</w:t>
       </w:r>
     </w:p>
     <w:p>
@@ -376,27 +690,52 @@
         <w:pStyle w:val="Heading2"/>
       </w:pPr>
       <w:r>
-        <w:t>PARTICULARIT�S DU QUESTIONNAIRE D�EMBAUCHE B �</w:t>
+        <w:rPr>
+          <w:b/>
+          <w:color w:val="2F5496"/>
+          <w:sz w:val="24"/>
+        </w:rPr>
+        <w:t>PARTICULARITeS DU QUESTIONNAIRE D'EMBAUCHE B e</w:t>
       </w:r>
     </w:p>
     <w:p>
       <w:r>
-        <w:t>L�ensemble des informations recueillies, et particuli�rement celles r�sultant de questionnaires d�embauche, peuvent</w:t>
+        <w:rPr>
+          <w:b w:val="0"/>
+          <w:color w:val="000000"/>
+          <w:sz w:val="22"/>
+        </w:rPr>
+        <w:t>L'ensemble des informations recueillies, et particulierement celles resultant de questionnaires d'embauche, peuvent</w:t>
       </w:r>
     </w:p>
     <w:p>
       <w:r>
-        <w:t>faire l�objet d�une collecte par le recruteur. Le recueil et la conservation des ces informations personnelles constituent</w:t>
+        <w:rPr>
+          <w:b w:val="0"/>
+          <w:color w:val="000000"/>
+          <w:sz w:val="22"/>
+        </w:rPr>
+        <w:t>faire l'objet d'une collecte par le recruteur. Le recueil et la conservation des ces informations personnelles constituent</w:t>
       </w:r>
     </w:p>
     <w:p>
       <w:r>
-        <w:t>des op�rations de traitements de donn�es � caract�re personnel et doivent par cons�quent r�pondre aux exigences du</w:t>
+        <w:rPr>
+          <w:b w:val="0"/>
+          <w:color w:val="000000"/>
+          <w:sz w:val="22"/>
+        </w:rPr>
+        <w:t>des operations de traitements de donnees e caractere personnel et doivent par consequent repondre aux exigences du</w:t>
       </w:r>
     </w:p>
     <w:p>
       <w:r>
-        <w:t>RGPD et de la loi Informatique et libert�s (notamment : transparence, finalit� et dur�e de conservation de la collecte).</w:t>
+        <w:rPr>
+          <w:b w:val="0"/>
+          <w:color w:val="000000"/>
+          <w:sz w:val="22"/>
+        </w:rPr>
+        <w:t>RGPD et de la loi Informatique et libertes (notamment : transparence, finalite et duree de conservation de la collecte).</w:t>
       </w:r>
     </w:p>
     <w:p>
@@ -404,32 +743,62 @@
         <w:pStyle w:val="Heading2"/>
       </w:pPr>
       <w:r>
-        <w:t>L�EXIGENCE DE BONNE FOI DU CANDIDAT C �</w:t>
+        <w:rPr>
+          <w:b/>
+          <w:color w:val="2F5496"/>
+          <w:sz w:val="24"/>
+        </w:rPr>
+        <w:t>L'EXIGENCE DE BONNE FOI DU CANDIDAT C e</w:t>
       </w:r>
     </w:p>
     <w:p>
       <w:r>
-        <w:t>Le candidat doit r�pondre de bonne foi aux questions qui lui sont pos�es. � d�faut, les manquements � cette obligation</w:t>
+        <w:rPr>
+          <w:b w:val="0"/>
+          <w:color w:val="000000"/>
+          <w:sz w:val="22"/>
+        </w:rPr>
+        <w:t>Le candidat doit repondre de bonne foi aux questions qui lui sont posees. e d'faut, les manquements e cette obligation</w:t>
       </w:r>
     </w:p>
     <w:p>
       <w:r>
-        <w:t>peuvent �tre sanctionn�s par une action en nullit� du contrat dans la mesure o� les r�ponses erron�es ont �t�</w:t>
+        <w:rPr>
+          <w:b w:val="0"/>
+          <w:color w:val="000000"/>
+          <w:sz w:val="22"/>
+        </w:rPr>
+        <w:t>peuvent etre sanctionnes par une action en nullite du contrat dans la mesure oe les reponses erronees ont et'</w:t>
       </w:r>
     </w:p>
     <w:p>
       <w:r>
-        <w:t>d�terminantes dans la s�lection du candidat. (N�anmoins, Cass. soc. 30 mars 1999 : Jug� inopposable au salari� des</w:t>
+        <w:rPr>
+          <w:b w:val="0"/>
+          <w:color w:val="000000"/>
+          <w:sz w:val="22"/>
+        </w:rPr>
+        <w:t>d'terminantes dans la s'lection du candidat. (N'anmoins, Cass. soc. 30 mars 1999 : Juge inopposable au salarie des</w:t>
       </w:r>
     </w:p>
     <w:p>
       <w:r>
-        <w:t>informations mensong�res donn�es lors de l�entretien d�embauche dans la mesure o� il a donn� toute satisfaction dans</w:t>
+        <w:rPr>
+          <w:b w:val="0"/>
+          <w:color w:val="000000"/>
+          <w:sz w:val="22"/>
+        </w:rPr>
+        <w:t>informations mensongeres donnees lors de l'entretien d'embauche dans la mesure oe il a donne toute satisfaction dans</w:t>
       </w:r>
     </w:p>
     <w:p>
       <w:r>
-        <w:t>son emploi pendant une dur�e de 3 ans).</w:t>
+        <w:rPr>
+          <w:b w:val="0"/>
+          <w:color w:val="000000"/>
+          <w:sz w:val="22"/>
+        </w:rPr>
+        <w:t>son emploi pendant une duree de 3 ans).</w:t>
       </w:r>
     </w:p>
     <w:p>
@@ -437,7 +806,12 @@
         <w:pStyle w:val="Heading2"/>
       </w:pPr>
       <w:r>
-        <w:t>LA PROPOSITION D�EMBAUCHE IV �</w:t>
+        <w:rPr>
+          <w:b/>
+          <w:color w:val="2F5496"/>
+          <w:sz w:val="24"/>
+        </w:rPr>
+        <w:t>LA PROPOSITION D'EMBAUCHE IV e</w:t>
       </w:r>
     </w:p>
     <w:p>
@@ -445,22 +819,42 @@
         <w:pStyle w:val="Heading2"/>
       </w:pPr>
       <w:r>
-        <w:t>D�FINITION A �</w:t>
+        <w:rPr>
+          <w:b/>
+          <w:color w:val="2F5496"/>
+          <w:sz w:val="24"/>
+        </w:rPr>
+        <w:t>D'FINITION A e</w:t>
       </w:r>
     </w:p>
     <w:p>
       <w:r>
-        <w:t>En coh�rence avec l�ordonnance du 10 f�vrier 2016 portant r�forme du droit des contrats, la Cour de cassation par deux</w:t>
+        <w:rPr>
+          <w:b w:val="0"/>
+          <w:color w:val="000000"/>
+          <w:sz w:val="22"/>
+        </w:rPr>
+        <w:t>En coherence avec l'ordonnance du 10 fevrier 2016 portant reforme du droit des contrats, la Cour de cassation par deux</w:t>
       </w:r>
     </w:p>
     <w:p>
       <w:r>
-        <w:t>arr�ts en date du 21 septembre 2017 op�re un revirement de jurisprudence. Abandonnant ainsi la notion de promesse</w:t>
+        <w:rPr>
+          <w:b w:val="0"/>
+          <w:color w:val="000000"/>
+          <w:sz w:val="22"/>
+        </w:rPr>
+        <w:t>arrets en date du 21 septembre 2017 opere un revirement de jurisprudence. Abandonnant ainsi la notion de promesse</w:t>
       </w:r>
     </w:p>
     <w:p>
       <w:r>
-        <w:t>d�embauche, elle distingue d�sormais l�offre de contrat de travail et la promesse unilat�rale de contrat de travail.</w:t>
+        <w:rPr>
+          <w:b w:val="0"/>
+          <w:color w:val="000000"/>
+          <w:sz w:val="22"/>
+        </w:rPr>
+        <w:t>d'embauche, elle distingue d'sormais l'offre de contrat de travail et la promesse unilaterale de contrat de travail.</w:t>
       </w:r>
     </w:p>
     <w:p>
@@ -468,27 +862,52 @@
         <w:pStyle w:val="Heading2"/>
       </w:pPr>
       <w:r>
-        <w:t>L�OFFRE DE CONTRAT DE TRAVAIL</w:t>
+        <w:rPr>
+          <w:b/>
+          <w:color w:val="2F5496"/>
+          <w:sz w:val="24"/>
+        </w:rPr>
+        <w:t>L'OFFRE DE CONTRAT DE TRAVAIL</w:t>
       </w:r>
     </w:p>
     <w:p>
       <w:r>
+        <w:rPr>
+          <w:b w:val="0"/>
+          <w:color w:val="000000"/>
+          <w:sz w:val="22"/>
+        </w:rPr>
         <w:t>?</w:t>
       </w:r>
     </w:p>
     <w:p>
       <w:r>
-        <w:t>Elle constitue l�acte de l�offrant (l�employeur), pr�cisant l�emploi, la r�mun�ration et la date d�entr�e en fonction, par</w:t>
+        <w:rPr>
+          <w:b w:val="0"/>
+          <w:color w:val="000000"/>
+          <w:sz w:val="22"/>
+        </w:rPr>
+        <w:t>Elle constitue l'acte de l'offrant (l'employeur), precisant l'emploi, la remuneration et la date d'entree en fonction, par</w:t>
       </w:r>
     </w:p>
     <w:p>
       <w:r>
-        <w:t>lequel ce dernier propose un engagement � un salari� potentiel et exprime la volont� de son auteur d��tre li� en cas</w:t>
+        <w:rPr>
+          <w:b w:val="0"/>
+          <w:color w:val="000000"/>
+          <w:sz w:val="22"/>
+        </w:rPr>
+        <w:t>lequel ce dernier propose un engagement e un salarie potentiel et exprime la volonte de son auteur d'etre lie en cas</w:t>
       </w:r>
     </w:p>
     <w:p>
       <w:r>
-        <w:t>d�acceptation.</w:t>
+        <w:rPr>
+          <w:b w:val="0"/>
+          <w:color w:val="000000"/>
+          <w:sz w:val="22"/>
+        </w:rPr>
+        <w:t>d'acceptation.</w:t>
       </w:r>
     </w:p>
     <w:p>
@@ -496,27 +915,52 @@
         <w:pStyle w:val="Heading2"/>
       </w:pPr>
       <w:r>
-        <w:t>LA PROMESSE UNILAT�RALE DE CONTRAT DE TRAVAIL</w:t>
+        <w:rPr>
+          <w:b/>
+          <w:color w:val="2F5496"/>
+          <w:sz w:val="24"/>
+        </w:rPr>
+        <w:t>LA PROMESSE UNILATeRALE DE CONTRAT DE TRAVAIL</w:t>
       </w:r>
     </w:p>
     <w:p>
       <w:r>
+        <w:rPr>
+          <w:b w:val="0"/>
+          <w:color w:val="000000"/>
+          <w:sz w:val="22"/>
+        </w:rPr>
         <w:t>?</w:t>
       </w:r>
     </w:p>
     <w:p>
       <w:r>
-        <w:t>Elle constitue un contrat pr�cisant l�emploi, la r�mun�ration et la date d�entr�e en fonction par lequel une partie, le</w:t>
+        <w:rPr>
+          <w:b w:val="0"/>
+          <w:color w:val="000000"/>
+          <w:sz w:val="22"/>
+        </w:rPr>
+        <w:t>Elle constitue un contrat precisant l'emploi, la remuneration et la date d'entree en fonction par lequel une partie, le</w:t>
       </w:r>
     </w:p>
     <w:p>
       <w:r>
-        <w:t>promettant (l�employeur), accorde � l�autre, le b�n�ficiaire (le futur salari�), le droit d�opter pour la conclusion d�un</w:t>
+        <w:rPr>
+          <w:b w:val="0"/>
+          <w:color w:val="000000"/>
+          <w:sz w:val="22"/>
+        </w:rPr>
+        <w:t>promettant (l'employeur), accorde e l'autre, le ben'ficiaire (le futur salarie), le droit d'opter pour la conclusion d'un</w:t>
       </w:r>
     </w:p>
     <w:p>
       <w:r>
-        <w:t>contrat (de travail), pour la formation duquel il ne manque que le consentement du b�n�ficiaire (le futur salari�).</w:t>
+        <w:rPr>
+          <w:b w:val="0"/>
+          <w:color w:val="000000"/>
+          <w:sz w:val="22"/>
+        </w:rPr>
+        <w:t>contrat (de travail), pour la formation duquel il ne manque que le consentement du ben'ficiaire (le futur salarie).</w:t>
       </w:r>
     </w:p>
     <w:p>
@@ -524,12 +968,22 @@
         <w:pStyle w:val="Heading2"/>
       </w:pPr>
       <w:r>
-        <w:t>LES EFFETS DE LA RUPTURE DE L�OFFRE DE CONTRAT ET DE LA PROMESSE UNILAT�RALE B �</w:t>
+        <w:rPr>
+          <w:b/>
+          <w:color w:val="2F5496"/>
+          <w:sz w:val="24"/>
+        </w:rPr>
+        <w:t>LES EFFETS DE LA RUPTURE DE L'OFFRE DE CONTRAT ET DE LA PROMESSE UNILATeRALE B e</w:t>
       </w:r>
     </w:p>
     <w:p>
       <w:r>
-        <w:t>Cette nouvelle distinction emporte n�cessairement des effets sp�cifiques.</w:t>
+        <w:rPr>
+          <w:b w:val="0"/>
+          <w:color w:val="000000"/>
+          <w:sz w:val="22"/>
+        </w:rPr>
+        <w:t>Cette nouvelle distinction emporte n'cessairement des effets specifiques.</w:t>
       </w:r>
     </w:p>
     <w:p>
@@ -537,32 +991,62 @@
         <w:pStyle w:val="Heading2"/>
       </w:pPr>
       <w:r>
-        <w:t>LA R�TRACTATION DE L�OFFRE D�EMPLOI</w:t>
+        <w:rPr>
+          <w:b/>
+          <w:color w:val="2F5496"/>
+          <w:sz w:val="24"/>
+        </w:rPr>
+        <w:t>LA ReTRACTATION DE L'OFFRE D'EMPLOI</w:t>
       </w:r>
     </w:p>
     <w:p>
       <w:r>
+        <w:rPr>
+          <w:b w:val="0"/>
+          <w:color w:val="000000"/>
+          <w:sz w:val="22"/>
+        </w:rPr>
         <w:t>?</w:t>
       </w:r>
     </w:p>
     <w:p>
       <w:r>
-        <w:t>L�offre d�emploi, qui doit �tre maintenue pendant un d�lai raisonnable ou celui fix� par son auteur, peut �tre librement</w:t>
+        <w:rPr>
+          <w:b w:val="0"/>
+          <w:color w:val="000000"/>
+          <w:sz w:val="22"/>
+        </w:rPr>
+        <w:t>L'offre d'emploi, qui doit etre maintenue pendant un d'lai raisonnable ou celui fixe par son auteur, peut etre librement</w:t>
       </w:r>
     </w:p>
     <w:p>
       <w:r>
-        <w:t>r�tract�e tant qu�elle n�est pas parvenue � son b�n�ficiaire. Il en est de m�me lorsque le d�lai accord� est �chu.</w:t>
+        <w:rPr>
+          <w:b w:val="0"/>
+          <w:color w:val="000000"/>
+          <w:sz w:val="22"/>
+        </w:rPr>
+        <w:t>retractee tant qu'elle n'est pas parvenue e son ben'ficiaire. Il en est de m'me lorsque le d'lai accorde est echu.</w:t>
       </w:r>
     </w:p>
     <w:p>
       <w:r>
-        <w:t>En revanche, lorsque l�offre est parvenue � son b�n�ficiaire ne l�ayant pas encore accept�e, la r�tractation de l�employeur</w:t>
+        <w:rPr>
+          <w:b w:val="0"/>
+          <w:color w:val="000000"/>
+          <w:sz w:val="22"/>
+        </w:rPr>
+        <w:t>En revanche, lorsque l'offre est parvenue e son ben'ficiaire ne l'ayant pas encore acceptee, la retractation de l'employeur</w:t>
       </w:r>
     </w:p>
     <w:p>
       <w:r>
-        <w:t>est de nature � engager sa responsabilit� civile extracontractuelle et fait obstacle � la conclusion du contrat (de travail).</w:t>
+        <w:rPr>
+          <w:b w:val="0"/>
+          <w:color w:val="000000"/>
+          <w:sz w:val="22"/>
+        </w:rPr>
+        <w:t>est de nature e engager sa responsabilite civile extracontractuelle et fait obstacle e la conclusion du contrat (de travail).</w:t>
       </w:r>
     </w:p>
     <w:p>
@@ -570,42 +1054,82 @@
         <w:pStyle w:val="Heading2"/>
       </w:pPr>
       <w:r>
-        <w:t>LA R�VOCATION DE LA PROMESSE UNILAT�RALE D�EMBAUCHE</w:t>
+        <w:rPr>
+          <w:b/>
+          <w:color w:val="2F5496"/>
+          <w:sz w:val="24"/>
+        </w:rPr>
+        <w:t>LA ReVOCATION DE LA PROMESSE UNILATeRALE D'EMBAUCHE</w:t>
       </w:r>
     </w:p>
     <w:p>
       <w:r>
+        <w:rPr>
+          <w:b w:val="0"/>
+          <w:color w:val="000000"/>
+          <w:sz w:val="22"/>
+        </w:rPr>
         <w:t>?</w:t>
       </w:r>
     </w:p>
     <w:p>
       <w:r>
-        <w:t>La promesse unilat�rale impose � celui qui en est l�auteur un droit d�option � son b�n�ficiaire, c�est-�-dire le droit de</w:t>
+        <w:rPr>
+          <w:b w:val="0"/>
+          <w:color w:val="000000"/>
+          <w:sz w:val="22"/>
+        </w:rPr>
+        <w:t>La promesse unilaterale impose e celui qui en est l'auteur un droit d'option e son ben'ficiaire, c'est-e-dire le droit de</w:t>
       </w:r>
     </w:p>
     <w:p>
       <w:r>
-        <w:t>conclure ou de ne pas conclure le contrat, ici, de travail. D�s lors, la r�vocation de la promesse au cours du d�lai d�option</w:t>
+        <w:rPr>
+          <w:b w:val="0"/>
+          <w:color w:val="000000"/>
+          <w:sz w:val="22"/>
+        </w:rPr>
+        <w:t>conclure ou de ne pas conclure le contrat, ici, de travail. D's lors, la revocation de la promesse au cours du d'lai d'option</w:t>
       </w:r>
     </w:p>
     <w:p>
       <w:r>
-        <w:t>n�emp�che pas la conclusion du contrat si le b�n�ficiaire l�ve l�option au cours du d�lai imparti. N�anmoins, si les</w:t>
+        <w:rPr>
+          <w:b w:val="0"/>
+          <w:color w:val="000000"/>
+          <w:sz w:val="22"/>
+        </w:rPr>
+        <w:t>n'empeche pas la conclusion du contrat si le ben'ficiaire l've l'option au cours du d'lai imparti. N'anmoins, si les</w:t>
       </w:r>
     </w:p>
     <w:p>
       <w:r>
-        <w:t>pourparlers se poursuivent au-del� de la promesse, celle-ci perd sa valeur contractuelle.</w:t>
+        <w:rPr>
+          <w:b w:val="0"/>
+          <w:color w:val="000000"/>
+          <w:sz w:val="22"/>
+        </w:rPr>
+        <w:t>pourparlers se poursuivent au-dele de la promesse, celle-ci perd sa valeur contractuelle.</w:t>
       </w:r>
     </w:p>
     <w:p>
       <w:r>
-        <w:t>Il conviendra en la mati�re d��tre vigilant ou prudent, selon que l�on se place du c�t� du salari� ou de l�employeur, pour</w:t>
+        <w:rPr>
+          <w:b w:val="0"/>
+          <w:color w:val="000000"/>
+          <w:sz w:val="22"/>
+        </w:rPr>
+        <w:t>Il conviendra en la matiere d'etre vigilant ou prudent, selon que l'on se place du c't' du salarie ou de l'employeur, pour</w:t>
       </w:r>
     </w:p>
     <w:p>
       <w:r>
-        <w:t>�valuer les cons�quences d�coulant de l�engagement pris�;</w:t>
+        <w:rPr>
+          <w:b w:val="0"/>
+          <w:color w:val="000000"/>
+          <w:sz w:val="22"/>
+        </w:rPr>
+        <w:t>evaluer les consequences d'coulant de l'engagement prise;</w:t>
       </w:r>
     </w:p>
     <w:p/>

--- a/droit social dcg/2- acc s l emploi.docx
+++ b/droit social dcg/2- acc s l emploi.docx
@@ -13,7 +13,7 @@
           <w:color w:val="1F4E79"/>
           <w:sz w:val="34"/>
         </w:rPr>
-        <w:t>LE SERVICE PUBLIC DE L'EMPLOI I e</w:t>
+        <w:t>LE SERVICE PUBLIC DE L'EMPLOI I •</w:t>
       </w:r>
     </w:p>
     <w:p>
@@ -26,7 +26,7 @@
           <w:color w:val="2F5496"/>
           <w:sz w:val="24"/>
         </w:rPr>
-        <w:t>LES OPeRATEURS DU SERVICE PUBLIC DE L'EMPLOI A e</w:t>
+        <w:t>LES OPÉRATEURS DU SERVICE PUBLIC DE L'EMPLOI A •</w:t>
       </w:r>
     </w:p>
     <w:p>
@@ -36,7 +36,7 @@
           <w:color w:val="000000"/>
           <w:sz w:val="22"/>
         </w:rPr>
-        <w:t>Tel que d'finit e l'article L 5311-1 du code du travail, le service public de l'emploi a pour mission l'accueil, l'orientation,</w:t>
+        <w:t>Tel que définit à l'article L 5311-1 du code du travail, le service public de l'emploi a pour mission l'accueil, l'orientation,</w:t>
       </w:r>
     </w:p>
     <w:p>
@@ -56,7 +56,7 @@
           <w:color w:val="000000"/>
           <w:sz w:val="22"/>
         </w:rPr>
-        <w:t>des demandeurs d'emploi et l'aide e la s'curisation des parcours professionnels de tous les salaries. Trois groupes</w:t>
+        <w:t>des demandeurs d'emploi et l'aide à la sécurisation des parcours professionnels de tous les salariés. Trois groupes</w:t>
       </w:r>
     </w:p>
     <w:p>
@@ -79,7 +79,7 @@
           <w:color w:val="000000"/>
           <w:sz w:val="22"/>
         </w:rPr>
-        <w:t>le premier comprend l'etat, France Travail et l'agence nationale pour la formation professionnelle des adultes ;</w:t>
+        <w:t>le premier comprend l'état, France Travail et l'agence nationale pour la formation professionnelle des adultes ;</w:t>
       </w:r>
     </w:p>
     <w:p>
@@ -92,7 +92,7 @@
           <w:color w:val="000000"/>
           <w:sz w:val="22"/>
         </w:rPr>
-        <w:t>le second, les collectivites territoriales et leurs groupements ;</w:t>
+        <w:t>le second, les collectivités territoriales et leurs groupements ;</w:t>
       </w:r>
     </w:p>
     <w:p>
@@ -105,7 +105,7 @@
           <w:color w:val="000000"/>
           <w:sz w:val="22"/>
         </w:rPr>
-        <w:t>le troisieme integre les autres operateurs publics ou prives, les entreprises de travail temporaire, les agences de</w:t>
+        <w:t>le troisième intègre les autres opérateurs publics ou privés, les entreprises de travail temporaire, les agences de</w:t>
       </w:r>
     </w:p>
     <w:p>
@@ -115,7 +115,7 @@
           <w:color w:val="000000"/>
           <w:sz w:val="22"/>
         </w:rPr>
-        <w:t>placement prive.</w:t>
+        <w:t>placement privé.</w:t>
       </w:r>
     </w:p>
     <w:p>
@@ -128,7 +128,7 @@
           <w:color w:val="2F5496"/>
           <w:sz w:val="24"/>
         </w:rPr>
-        <w:t>L'ACTIVITe DE PLACEMENT B e</w:t>
+        <w:t>L'ACTIVITÉ DE PLACEMENT B •</w:t>
       </w:r>
     </w:p>
     <w:p>
@@ -138,7 +138,7 @@
           <w:color w:val="000000"/>
           <w:sz w:val="22"/>
         </w:rPr>
-        <w:t>L'article L 5321-1 du code du travail d'finit l'activite de placement comme une prestation consistant e fournir, e titre</w:t>
+        <w:t>L'article L 5321-1 du code du travail définit l'activité de placement comme une prestation consistant à fournir, à titre</w:t>
       </w:r>
     </w:p>
     <w:p>
@@ -148,7 +148,7 @@
           <w:color w:val="000000"/>
           <w:sz w:val="22"/>
         </w:rPr>
-        <w:t>habituel, des services visant e rapprocher offres et demandes d'emploi, sans que la personne physique ou morale</w:t>
+        <w:t>habituel, des services visant à rapprocher offres et demandes d'emploi, sans que la personne physique ou morale</w:t>
       </w:r>
     </w:p>
     <w:p>
@@ -158,7 +158,7 @@
           <w:color w:val="000000"/>
           <w:sz w:val="22"/>
         </w:rPr>
-        <w:t>assurant cette activite ne devienne partie aux relations de travail susceptibles d'en d'couler.</w:t>
+        <w:t>assurant cette activité ne devienne partie aux relations de travail susceptibles d'en découler.</w:t>
       </w:r>
     </w:p>
     <w:p>
@@ -168,7 +168,7 @@
           <w:color w:val="000000"/>
           <w:sz w:val="22"/>
         </w:rPr>
-        <w:t>Si France Travail conserve la capacite d'assurer cette mission, d'sormais, toute personne morale de droit privee peut y</w:t>
+        <w:t>Si France Travail conserve la capacité d'assurer cette mission, désormais, toute personne morale de droit privée peut y</w:t>
       </w:r>
     </w:p>
     <w:p>
@@ -178,7 +178,7 @@
           <w:color w:val="000000"/>
           <w:sz w:val="22"/>
         </w:rPr>
-        <w:t>concourir sous la seule condition d'obtenir une autorisation administrative prealable.</w:t>
+        <w:t>concourir sous la seule condition d'obtenir une autorisation administrative préalable.</w:t>
       </w:r>
     </w:p>
     <w:p>
@@ -188,7 +188,7 @@
           <w:color w:val="000000"/>
           <w:sz w:val="22"/>
         </w:rPr>
-        <w:t>Ainsi les entreprises de travail temporaire, les collectivites territoriales, et plus largement tout operateur prive, peuvent</w:t>
+        <w:t>Ainsi les entreprises de travail temporaire, les collectivités territoriales, et plus largement tout opérateur privé, peuvent</w:t>
       </w:r>
     </w:p>
     <w:p>
@@ -221,7 +221,7 @@
           <w:color w:val="2F5496"/>
           <w:sz w:val="24"/>
         </w:rPr>
-        <w:t>OFFRES D'EMPLOI II e</w:t>
+        <w:t>OFFRES D'EMPLOI II •</w:t>
       </w:r>
     </w:p>
     <w:p>
@@ -234,7 +234,7 @@
           <w:color w:val="2F5496"/>
           <w:sz w:val="24"/>
         </w:rPr>
-        <w:t>MODALITeS DE DIFFUSION A e</w:t>
+        <w:t>MODALITÉS DE DIFFUSION A •</w:t>
       </w:r>
     </w:p>
     <w:p>
@@ -244,7 +244,7 @@
           <w:color w:val="000000"/>
           <w:sz w:val="22"/>
         </w:rPr>
-        <w:t>La loi du 18 janvier 2005 a etendu les modalites selon lesquelles les offres d'emploi peuvent etre portees e la</w:t>
+        <w:t>La loi du 18 janvier 2005 a étendu les modalités selon lesquelles les offres d'emploi peuvent être portées à la</w:t>
       </w:r>
     </w:p>
     <w:p>
@@ -254,7 +254,7 @@
           <w:color w:val="000000"/>
           <w:sz w:val="22"/>
         </w:rPr>
-        <w:t>connaissance du public. Les offres et demandes d'emploi peuvent etre effectuees :</w:t>
+        <w:t>connaissance du public. Les offres et demandes d'emploi peuvent être effectuées :</w:t>
       </w:r>
     </w:p>
     <w:p>
@@ -293,7 +293,7 @@
           <w:color w:val="2F5496"/>
           <w:sz w:val="24"/>
         </w:rPr>
-        <w:t>LE FORMALISME ReDACTIONNEL DES OFFRES B e</w:t>
+        <w:t>LE FORMALISME RÉDACTIONNEL DES OFFRES B •</w:t>
       </w:r>
     </w:p>
     <w:p>
@@ -303,7 +303,7 @@
           <w:color w:val="000000"/>
           <w:sz w:val="22"/>
         </w:rPr>
-        <w:t>Toute offre doit etre datee et redigee en franeais notamment si l'employeur est franeais ou si la prestation de ?</w:t>
+        <w:t>Toute offre doit être datée et rédigée en français notamment si l'employeur est français ou si la prestation de ?</w:t>
       </w:r>
     </w:p>
     <w:p>
@@ -313,7 +313,7 @@
           <w:color w:val="000000"/>
           <w:sz w:val="22"/>
         </w:rPr>
-        <w:t>travail doit etre executee sur le territoire franeais.</w:t>
+        <w:t>travail doit être exécutée sur le territoire français.</w:t>
       </w:r>
     </w:p>
     <w:p>
@@ -323,7 +323,7 @@
           <w:color w:val="000000"/>
           <w:sz w:val="22"/>
         </w:rPr>
-        <w:t>Si l'annonce est anonyme, l'entreprise emettrice doit faire connaetre au directeur de la publication du journal, son ?</w:t>
+        <w:t>Si l'annonce est anonyme, l'entreprise émettrice doit faire connaître au directeur de la publication du journal, son ?</w:t>
       </w:r>
     </w:p>
     <w:p>
@@ -343,7 +343,7 @@
           <w:color w:val="000000"/>
           <w:sz w:val="22"/>
         </w:rPr>
-        <w:t>Sont interdites les mentions discriminatoires, c'est-e-dire toute annonce imposant une condition fondee sur ?</w:t>
+        <w:t>Sont interdites les mentions discriminatoires, c'est-à-dire toute annonce imposant une condition fondée sur ?</w:t>
       </w:r>
     </w:p>
     <w:p>
@@ -353,7 +353,7 @@
           <w:color w:val="000000"/>
           <w:sz w:val="22"/>
         </w:rPr>
-        <w:t>l'origine, le sexe, la situation de famille, l'apparence physique, le patronyme, l'etat de sante, le handicap, les</w:t>
+        <w:t>l'origine, le sexe, la situation de famille, l'apparence physique, le patronyme, l'état de santé, le handicap, les</w:t>
       </w:r>
     </w:p>
     <w:p>
@@ -363,7 +363,7 @@
           <w:color w:val="000000"/>
           <w:sz w:val="22"/>
         </w:rPr>
-        <w:t>caracteristiques gen'tiques, les moeurs, l'orientation sexuelle, l'ege, les opinions politiques, les activites syndicales,</w:t>
+        <w:t>caractéristiques génétiques, les moeurs, l'orientation sexuelle, l'âge, les opinions politiques, les activités syndicales,</w:t>
       </w:r>
     </w:p>
     <w:p>
@@ -373,7 +373,7 @@
           <w:color w:val="000000"/>
           <w:sz w:val="22"/>
         </w:rPr>
-        <w:t>l'appartenance ou la non-appartenance, vraie ou supposee, e une ethnie, une nation, une race ou une religion</w:t>
+        <w:t>l'appartenance ou la non-appartenance, vraie ou supposée, à une ethnie, une nation, une race ou une religion</w:t>
       </w:r>
     </w:p>
     <w:p>
@@ -383,7 +383,7 @@
           <w:color w:val="000000"/>
           <w:sz w:val="22"/>
         </w:rPr>
-        <w:t>d'terminee, sous peine de sanctions penales.</w:t>
+        <w:t>déterminée, sous peine de sanctions pénales.</w:t>
       </w:r>
     </w:p>
     <w:p>
@@ -393,7 +393,7 @@
           <w:color w:val="000000"/>
           <w:sz w:val="22"/>
         </w:rPr>
-        <w:t>Sont interdites les mentions contenant un terme en langue etrangere s'il existe un terme franeais pouvant le ?</w:t>
+        <w:t>Sont interdites les mentions contenant un terme en langue étrangère s'il existe un terme français pouvant le ?</w:t>
       </w:r>
     </w:p>
     <w:p>
@@ -413,7 +413,7 @@
           <w:color w:val="000000"/>
           <w:sz w:val="22"/>
         </w:rPr>
-        <w:t>Sont interdites les annonces comportant une condition d'ege en dehors des cas prevus par la loi ou le reglement ?</w:t>
+        <w:t>Sont interdites les annonces comportant une condition d'âge en dehors des cas prévus par la loi ou le règlement ?</w:t>
       </w:r>
     </w:p>
     <w:p>
@@ -433,7 +433,7 @@
           <w:color w:val="000000"/>
           <w:sz w:val="22"/>
         </w:rPr>
-        <w:t>Sont interdites les allegations fausses ou de nature e induire en erreur en matiere de travaux e domicile et de ?</w:t>
+        <w:t>Sont interdites les allégations fausses ou de nature à induire en erreur en matière de travaux à domicile et de ?</w:t>
       </w:r>
     </w:p>
     <w:p>
@@ -456,7 +456,7 @@
           <w:color w:val="2F5496"/>
           <w:sz w:val="24"/>
         </w:rPr>
-        <w:t>M'THODES DE RECRUTEMENT ET PROTECTION DES LIBERTeS III e</w:t>
+        <w:t>MÉTHODES DE RECRUTEMENT ET PROTECTION DES LIBERTÉS III •</w:t>
       </w:r>
     </w:p>
     <w:p>
@@ -469,7 +469,7 @@
           <w:color w:val="006100"/>
           <w:sz w:val="24"/>
         </w:rPr>
-        <w:t>LES PRINCIPES GOUVERNANT e LA S'LECTION DES CANDIDATS A e</w:t>
+        <w:t>LES PRINCIPES GOUVERNANT à LA SÉLECTION DES CANDIDATS A •</w:t>
       </w:r>
     </w:p>
     <w:p>
@@ -502,7 +502,7 @@
           <w:color w:val="006100"/>
           <w:sz w:val="22"/>
         </w:rPr>
-        <w:t>Quelles que soient les m'thodes utilisees, les questions posees doivent repondre e la double exigence suivante (c. trav.</w:t>
+        <w:t>Quelles que soient les méthodes utilisées, les questions posées doivent répondre à la double exigence suivante (c. trav.</w:t>
       </w:r>
     </w:p>
     <w:p>
@@ -525,7 +525,7 @@
           <w:color w:val="006100"/>
           <w:sz w:val="22"/>
         </w:rPr>
-        <w:t>Les informations demandees ne doivent avoir comme finalite, que d'apprecier la capacite du candidat e</w:t>
+        <w:t>Les informations demandées ne doivent avoir comme finalité, que d'apprécier la capacité du candidat à</w:t>
       </w:r>
     </w:p>
     <w:p>
@@ -548,7 +548,7 @@
           <w:color w:val="006100"/>
           <w:sz w:val="22"/>
         </w:rPr>
-        <w:t>Les informations demandees doivent presenter un lien direct et n'cessaire avec l'emploi propose ou avec</w:t>
+        <w:t>Les informations demandées doivent présenter un lien direct et nécessaire avec l'emploi propose ou avec</w:t>
       </w:r>
     </w:p>
     <w:p>
@@ -558,7 +558,7 @@
           <w:color w:val="006100"/>
           <w:sz w:val="22"/>
         </w:rPr>
-        <w:t>l'evaluation des aptitudes professionnelles e.</w:t>
+        <w:t>l'évaluation des aptitudes professionnelles à.</w:t>
       </w:r>
     </w:p>
     <w:p/>
@@ -569,7 +569,7 @@
           <w:color w:val="006100"/>
           <w:sz w:val="22"/>
         </w:rPr>
-        <w:t>D's lors l'employeur doit s'abstenir de toute discrimination et les informations sollicitees e l'occasion de l'entretien</w:t>
+        <w:t>Des lors l'employeur doit s'abstenir de toute discrimination et les informations sollicitées à l'occasion de l'entretien</w:t>
       </w:r>
     </w:p>
     <w:p>
@@ -579,7 +579,7 @@
           <w:color w:val="006100"/>
           <w:sz w:val="22"/>
         </w:rPr>
-        <w:t>ne peuvent etre attentatoires au droit des personnes et e leurs libertes individuelles. Ainsi les questions sur l'etat de</w:t>
+        <w:t>ne peuvent être attentatoires au droit des personnes et à leurs libertés individuelles. Ainsi les questions sur l'état de</w:t>
       </w:r>
     </w:p>
     <w:p>
@@ -589,7 +589,7 @@
           <w:color w:val="006100"/>
           <w:sz w:val="22"/>
         </w:rPr>
-        <w:t>sante du candidat, ses m'urs sexuelles, ses opinions religieuses ou philosophiques ou encore son etat de grossesse sont</w:t>
+        <w:t>santé du candidat, ses meurs sexuelles, ses opinions religieuses ou philosophiques ou encore son état de grossesse sont</w:t>
       </w:r>
     </w:p>
     <w:p>
@@ -599,7 +599,7 @@
           <w:color w:val="006100"/>
           <w:sz w:val="22"/>
         </w:rPr>
-        <w:t>interdites et les reponses mensongeres apportees ne sauraient en principe motiver une rupture du contrat de travail.</w:t>
+        <w:t>interdites et les réponses mensongères apportées ne sauraient en principe motiver une rupture du contrat de travail.</w:t>
       </w:r>
     </w:p>
     <w:p>
@@ -612,7 +612,7 @@
           <w:color w:val="2F5496"/>
           <w:sz w:val="24"/>
         </w:rPr>
-        <w:t>LES M'THODES USUELLES</w:t>
+        <w:t>LES MÉTHODES USUELLES</w:t>
       </w:r>
     </w:p>
     <w:p>
@@ -632,7 +632,7 @@
           <w:color w:val="000000"/>
           <w:sz w:val="22"/>
         </w:rPr>
-        <w:t>L'employeur procede e la s'lection des candidats e partir de criteres et m'thodes d'finis par lui. En gen'ral l'analyse du</w:t>
+        <w:t>L'employeur procède à la sélection des candidats à partir de critères et méthodes définis par lui. En général l'analyse du</w:t>
       </w:r>
     </w:p>
     <w:p>
@@ -642,7 +642,7 @@
           <w:color w:val="000000"/>
           <w:sz w:val="22"/>
         </w:rPr>
-        <w:t>curriculum vitae (e noter que la loi Rebsamen met fin e l'experimentation du CV anonyme mais conserve la faculte pour</w:t>
+        <w:t>curriculum vitae (à noter que la loi Rebsamen met fin à l'expérimentation du CV anonyme mais conserve la faculté pour</w:t>
       </w:r>
     </w:p>
     <w:p>
@@ -652,7 +652,7 @@
           <w:color w:val="000000"/>
           <w:sz w:val="22"/>
         </w:rPr>
-        <w:t>l'employeur d'y recourir (C. trav. Art 1221-7)), puis l'entretien sont les deux moyens les plus couramment utilises.</w:t>
+        <w:t>l'employeur d'y recourir (C. trav. Art 1221-7)), puis l'entretien sont les deux moyens les plus couramment utilisés.</w:t>
       </w:r>
     </w:p>
     <w:p>
@@ -662,7 +662,7 @@
           <w:color w:val="000000"/>
           <w:sz w:val="22"/>
         </w:rPr>
-        <w:t>D'autres m'thodes comme les tests psychologiques, l'essai professionnel, le questionnaire d'embauche peuvent aider</w:t>
+        <w:t>D'autres méthodes comme les tests psychologiques, l'essai professionnel, le questionnaire d'embauche peuvent aider</w:t>
       </w:r>
     </w:p>
     <w:p>
@@ -672,7 +672,7 @@
           <w:color w:val="000000"/>
           <w:sz w:val="22"/>
         </w:rPr>
-        <w:t>l'employeur e choisir son futur salarie. e noter enfin que le candidat doit etre expressement informe des m'thodes et</w:t>
+        <w:t>l'employeur à choisir son futur salarié. à noter enfin que le candidat doit être expressément informé des méthodes et</w:t>
       </w:r>
     </w:p>
     <w:p>
@@ -682,7 +682,7 @@
           <w:color w:val="000000"/>
           <w:sz w:val="22"/>
         </w:rPr>
-        <w:t>techniques d'aide au recrutement utilisees, sachant que les resultats obtenus sont confidentiels.</w:t>
+        <w:t>techniques d'aide au recrutement utilisées, sachant que les résultats obtenus sont confidentiels.</w:t>
       </w:r>
     </w:p>
     <w:p>
@@ -695,7 +695,7 @@
           <w:color w:val="2F5496"/>
           <w:sz w:val="24"/>
         </w:rPr>
-        <w:t>PARTICULARITeS DU QUESTIONNAIRE D'EMBAUCHE B e</w:t>
+        <w:t>PARTICULARITÉS DU QUESTIONNAIRE D'EMBAUCHE B •</w:t>
       </w:r>
     </w:p>
     <w:p>
@@ -705,7 +705,7 @@
           <w:color w:val="000000"/>
           <w:sz w:val="22"/>
         </w:rPr>
-        <w:t>L'ensemble des informations recueillies, et particulierement celles resultant de questionnaires d'embauche, peuvent</w:t>
+        <w:t>L'ensemble des informations recueillies, et particulièrement celles résultant de questionnaires d'embauche, peuvent</w:t>
       </w:r>
     </w:p>
     <w:p>
@@ -725,7 +725,7 @@
           <w:color w:val="000000"/>
           <w:sz w:val="22"/>
         </w:rPr>
-        <w:t>des operations de traitements de donnees e caractere personnel et doivent par consequent repondre aux exigences du</w:t>
+        <w:t>des opérations de traitements de données à caractère personnel et doivent par conséquent répondre aux exigences du</w:t>
       </w:r>
     </w:p>
     <w:p>
@@ -735,7 +735,7 @@
           <w:color w:val="000000"/>
           <w:sz w:val="22"/>
         </w:rPr>
-        <w:t>RGPD et de la loi Informatique et libertes (notamment : transparence, finalite et duree de conservation de la collecte).</w:t>
+        <w:t>RGPD et de la loi Informatique et libertés (notamment : transparence, finalité et durée de conservation de la collecte).</w:t>
       </w:r>
     </w:p>
     <w:p>
@@ -748,7 +748,7 @@
           <w:color w:val="2F5496"/>
           <w:sz w:val="24"/>
         </w:rPr>
-        <w:t>L'EXIGENCE DE BONNE FOI DU CANDIDAT C e</w:t>
+        <w:t>L'EXIGENCE DE BONNE FOI DU CANDIDAT C •</w:t>
       </w:r>
     </w:p>
     <w:p>
@@ -758,7 +758,7 @@
           <w:color w:val="000000"/>
           <w:sz w:val="22"/>
         </w:rPr>
-        <w:t>Le candidat doit repondre de bonne foi aux questions qui lui sont posees. e d'faut, les manquements e cette obligation</w:t>
+        <w:t>Le candidat doit répondre de bonne foi aux questions qui lui sont posées. à défaut, les manquements à cette obligation</w:t>
       </w:r>
     </w:p>
     <w:p>
@@ -768,7 +768,7 @@
           <w:color w:val="000000"/>
           <w:sz w:val="22"/>
         </w:rPr>
-        <w:t>peuvent etre sanctionnes par une action en nullite du contrat dans la mesure oe les reponses erronees ont et'</w:t>
+        <w:t>peuvent être sanctionnés par une action en nullité du contrat dans la mesure où les réponses erronées ont été</w:t>
       </w:r>
     </w:p>
     <w:p>
@@ -778,7 +778,7 @@
           <w:color w:val="000000"/>
           <w:sz w:val="22"/>
         </w:rPr>
-        <w:t>d'terminantes dans la s'lection du candidat. (N'anmoins, Cass. soc. 30 mars 1999 : Juge inopposable au salarie des</w:t>
+        <w:t>déterminantes dans la sélection du candidat. (Néanmoins, Cass. soc. 30 mars 1999 : Juge inopposable au salarié des</w:t>
       </w:r>
     </w:p>
     <w:p>
@@ -788,7 +788,7 @@
           <w:color w:val="000000"/>
           <w:sz w:val="22"/>
         </w:rPr>
-        <w:t>informations mensongeres donnees lors de l'entretien d'embauche dans la mesure oe il a donne toute satisfaction dans</w:t>
+        <w:t>informations mensongères données lors de l'entretien d'embauche dans la mesure où il a donne toute satisfaction dans</w:t>
       </w:r>
     </w:p>
     <w:p>
@@ -798,7 +798,7 @@
           <w:color w:val="000000"/>
           <w:sz w:val="22"/>
         </w:rPr>
-        <w:t>son emploi pendant une duree de 3 ans).</w:t>
+        <w:t>son emploi pendant une durée de 3 ans).</w:t>
       </w:r>
     </w:p>
     <w:p>
@@ -811,7 +811,7 @@
           <w:color w:val="2F5496"/>
           <w:sz w:val="24"/>
         </w:rPr>
-        <w:t>LA PROPOSITION D'EMBAUCHE IV e</w:t>
+        <w:t>LA PROPOSITION D'EMBAUCHE IV •</w:t>
       </w:r>
     </w:p>
     <w:p>
@@ -824,7 +824,7 @@
           <w:color w:val="2F5496"/>
           <w:sz w:val="24"/>
         </w:rPr>
-        <w:t>D'FINITION A e</w:t>
+        <w:t>DÉFINITION A •</w:t>
       </w:r>
     </w:p>
     <w:p>
@@ -834,7 +834,7 @@
           <w:color w:val="000000"/>
           <w:sz w:val="22"/>
         </w:rPr>
-        <w:t>En coherence avec l'ordonnance du 10 fevrier 2016 portant reforme du droit des contrats, la Cour de cassation par deux</w:t>
+        <w:t>En cohérence avec l'ordonnance du 10 février 2016 portant réforme du droit des contrats, la Cour de cassation par deux</w:t>
       </w:r>
     </w:p>
     <w:p>
@@ -844,7 +844,7 @@
           <w:color w:val="000000"/>
           <w:sz w:val="22"/>
         </w:rPr>
-        <w:t>arrets en date du 21 septembre 2017 opere un revirement de jurisprudence. Abandonnant ainsi la notion de promesse</w:t>
+        <w:t>arrêts en date du 21 septembre 2017 opère un revirement de jurisprudence. Abandonnant ainsi la notion de promesse</w:t>
       </w:r>
     </w:p>
     <w:p>
@@ -854,7 +854,7 @@
           <w:color w:val="000000"/>
           <w:sz w:val="22"/>
         </w:rPr>
-        <w:t>d'embauche, elle distingue d'sormais l'offre de contrat de travail et la promesse unilaterale de contrat de travail.</w:t>
+        <w:t>d'embauche, elle distingue désormais l'offre de contrat de travail et la promesse unilatérale de contrat de travail.</w:t>
       </w:r>
     </w:p>
     <w:p>
@@ -887,7 +887,7 @@
           <w:color w:val="000000"/>
           <w:sz w:val="22"/>
         </w:rPr>
-        <w:t>Elle constitue l'acte de l'offrant (l'employeur), precisant l'emploi, la remuneration et la date d'entree en fonction, par</w:t>
+        <w:t>Elle constitue l'acte de l'offrant (l'employeur), précisant l'emploi, la rémunération et la date d'entrée en fonction, par</w:t>
       </w:r>
     </w:p>
     <w:p>
@@ -897,7 +897,7 @@
           <w:color w:val="000000"/>
           <w:sz w:val="22"/>
         </w:rPr>
-        <w:t>lequel ce dernier propose un engagement e un salarie potentiel et exprime la volonte de son auteur d'etre lie en cas</w:t>
+        <w:t>lequel ce dernier propose un engagement à un salarié potentiel et exprime la volonté de son auteur d'être lié en cas</w:t>
       </w:r>
     </w:p>
     <w:p>
@@ -920,7 +920,7 @@
           <w:color w:val="2F5496"/>
           <w:sz w:val="24"/>
         </w:rPr>
-        <w:t>LA PROMESSE UNILATeRALE DE CONTRAT DE TRAVAIL</w:t>
+        <w:t>LA PROMESSE UNILATÉRALE DE CONTRAT DE TRAVAIL</w:t>
       </w:r>
     </w:p>
     <w:p>
@@ -940,7 +940,7 @@
           <w:color w:val="000000"/>
           <w:sz w:val="22"/>
         </w:rPr>
-        <w:t>Elle constitue un contrat precisant l'emploi, la remuneration et la date d'entree en fonction par lequel une partie, le</w:t>
+        <w:t>Elle constitue un contrat précisant l'emploi, la rémunération et la date d'entrée en fonction par lequel une partie, le</w:t>
       </w:r>
     </w:p>
     <w:p>
@@ -950,7 +950,7 @@
           <w:color w:val="000000"/>
           <w:sz w:val="22"/>
         </w:rPr>
-        <w:t>promettant (l'employeur), accorde e l'autre, le ben'ficiaire (le futur salarie), le droit d'opter pour la conclusion d'un</w:t>
+        <w:t>promettant (l'employeur), accorde à l'autre, le bénéficiaire (le futur salarié), le droit d'opter pour la conclusion d'un</w:t>
       </w:r>
     </w:p>
     <w:p>
@@ -960,7 +960,7 @@
           <w:color w:val="000000"/>
           <w:sz w:val="22"/>
         </w:rPr>
-        <w:t>contrat (de travail), pour la formation duquel il ne manque que le consentement du ben'ficiaire (le futur salarie).</w:t>
+        <w:t>contrat (de travail), pour la formation duquel il ne manque que le consentement du bénéficiaire (le futur salarié).</w:t>
       </w:r>
     </w:p>
     <w:p>
@@ -973,7 +973,7 @@
           <w:color w:val="2F5496"/>
           <w:sz w:val="24"/>
         </w:rPr>
-        <w:t>LES EFFETS DE LA RUPTURE DE L'OFFRE DE CONTRAT ET DE LA PROMESSE UNILATeRALE B e</w:t>
+        <w:t>LES EFFETS DE LA RUPTURE DE L'OFFRE DE CONTRAT ET DE LA PROMESSE UNILATÉRALE B •</w:t>
       </w:r>
     </w:p>
     <w:p>
@@ -983,7 +983,7 @@
           <w:color w:val="000000"/>
           <w:sz w:val="22"/>
         </w:rPr>
-        <w:t>Cette nouvelle distinction emporte n'cessairement des effets specifiques.</w:t>
+        <w:t>Cette nouvelle distinction emporte nécessairement des effets spécifiques.</w:t>
       </w:r>
     </w:p>
     <w:p>
@@ -996,7 +996,7 @@
           <w:color w:val="2F5496"/>
           <w:sz w:val="24"/>
         </w:rPr>
-        <w:t>LA ReTRACTATION DE L'OFFRE D'EMPLOI</w:t>
+        <w:t>LA RÉTRACTATION DE L'OFFRE D'EMPLOI</w:t>
       </w:r>
     </w:p>
     <w:p>
@@ -1016,7 +1016,7 @@
           <w:color w:val="000000"/>
           <w:sz w:val="22"/>
         </w:rPr>
-        <w:t>L'offre d'emploi, qui doit etre maintenue pendant un d'lai raisonnable ou celui fixe par son auteur, peut etre librement</w:t>
+        <w:t>L'offre d'emploi, qui doit être maintenue pendant un délai raisonnable ou celui fixe par son auteur, peut être librement</w:t>
       </w:r>
     </w:p>
     <w:p>
@@ -1026,7 +1026,7 @@
           <w:color w:val="000000"/>
           <w:sz w:val="22"/>
         </w:rPr>
-        <w:t>retractee tant qu'elle n'est pas parvenue e son ben'ficiaire. Il en est de m'me lorsque le d'lai accorde est echu.</w:t>
+        <w:t>rétractée tant qu'elle n'est pas parvenue à son bénéficiaire. Il en est de même lorsque le délai accorde est échu.</w:t>
       </w:r>
     </w:p>
     <w:p>
@@ -1036,7 +1036,7 @@
           <w:color w:val="000000"/>
           <w:sz w:val="22"/>
         </w:rPr>
-        <w:t>En revanche, lorsque l'offre est parvenue e son ben'ficiaire ne l'ayant pas encore acceptee, la retractation de l'employeur</w:t>
+        <w:t>En revanche, lorsque l'offre est parvenue à son bénéficiaire ne l'ayant pas encore acceptée, la rétractation de l'employeur</w:t>
       </w:r>
     </w:p>
     <w:p>
@@ -1046,7 +1046,7 @@
           <w:color w:val="000000"/>
           <w:sz w:val="22"/>
         </w:rPr>
-        <w:t>est de nature e engager sa responsabilite civile extracontractuelle et fait obstacle e la conclusion du contrat (de travail).</w:t>
+        <w:t>est de nature à engager sa responsabilité civile extracontractuelle et fait obstacle à la conclusion du contrat (de travail).</w:t>
       </w:r>
     </w:p>
     <w:p>
@@ -1059,7 +1059,7 @@
           <w:color w:val="2F5496"/>
           <w:sz w:val="24"/>
         </w:rPr>
-        <w:t>LA ReVOCATION DE LA PROMESSE UNILATeRALE D'EMBAUCHE</w:t>
+        <w:t>LA RÉVOCATION DE LA PROMESSE UNILATÉRALE D'EMBAUCHE</w:t>
       </w:r>
     </w:p>
     <w:p>
@@ -1079,7 +1079,7 @@
           <w:color w:val="000000"/>
           <w:sz w:val="22"/>
         </w:rPr>
-        <w:t>La promesse unilaterale impose e celui qui en est l'auteur un droit d'option e son ben'ficiaire, c'est-e-dire le droit de</w:t>
+        <w:t>La promesse unilatérale impose à celui qui en est l'auteur un droit d'option à son bénéficiaire, c'est-à-dire le droit de</w:t>
       </w:r>
     </w:p>
     <w:p>
@@ -1089,7 +1089,7 @@
           <w:color w:val="000000"/>
           <w:sz w:val="22"/>
         </w:rPr>
-        <w:t>conclure ou de ne pas conclure le contrat, ici, de travail. D's lors, la revocation de la promesse au cours du d'lai d'option</w:t>
+        <w:t>conclure ou de ne pas conclure le contrat, ici, de travail. Des lors, la révocation de la promesse au cours du délai d'option</w:t>
       </w:r>
     </w:p>
     <w:p>
@@ -1099,7 +1099,7 @@
           <w:color w:val="000000"/>
           <w:sz w:val="22"/>
         </w:rPr>
-        <w:t>n'empeche pas la conclusion du contrat si le ben'ficiaire l've l'option au cours du d'lai imparti. N'anmoins, si les</w:t>
+        <w:t>n'empêche pas la conclusion du contrat si le bénéficiaire live l'option au cours du délai imparti. Néanmoins, si les</w:t>
       </w:r>
     </w:p>
     <w:p>
@@ -1109,7 +1109,7 @@
           <w:color w:val="000000"/>
           <w:sz w:val="22"/>
         </w:rPr>
-        <w:t>pourparlers se poursuivent au-dele de la promesse, celle-ci perd sa valeur contractuelle.</w:t>
+        <w:t>pourparlers se poursuivent au-delà de la promesse, celle-ci perd sa valeur contractuelle.</w:t>
       </w:r>
     </w:p>
     <w:p>
@@ -1119,7 +1119,7 @@
           <w:color w:val="000000"/>
           <w:sz w:val="22"/>
         </w:rPr>
-        <w:t>Il conviendra en la matiere d'etre vigilant ou prudent, selon que l'on se place du c't' du salarie ou de l'employeur, pour</w:t>
+        <w:t>Il conviendra en la matière d'être vigilant ou prudent, selon que l'on se place du côté du salarié ou de l'employeur, pour</w:t>
       </w:r>
     </w:p>
     <w:p>
@@ -1129,9 +1129,10 @@
           <w:color w:val="000000"/>
           <w:sz w:val="22"/>
         </w:rPr>
-        <w:t>evaluer les consequences d'coulant de l'engagement prise;</w:t>
+        <w:t>évaluer les conséquences découlant de l'engagement prise;</w:t>
       </w:r>
     </w:p>
+    <w:p/>
     <w:p/>
     <w:sectPr>
       <w:pgSz w:w="12240" w:h="15840"/>

--- a/droit social dcg/2- acc s l emploi.docx
+++ b/droit social dcg/2- acc s l emploi.docx
@@ -13,7 +13,7 @@
           <w:color w:val="1F4E79"/>
           <w:sz w:val="34"/>
         </w:rPr>
-        <w:t>LE SERVICE PUBLIC DE L'EMPLOI I •</w:t>
+        <w:t>I • LE SERVICE PUBLIC DE L'EMPLOI</w:t>
       </w:r>
     </w:p>
     <w:p>
@@ -26,7 +26,7 @@
           <w:color w:val="2F5496"/>
           <w:sz w:val="24"/>
         </w:rPr>
-        <w:t>LES OPÉRATEURS DU SERVICE PUBLIC DE L'EMPLOI A •</w:t>
+        <w:t>A • LES OPÉRATEURS DU SERVICE PUBLIC DE L'EMPLOI</w:t>
       </w:r>
     </w:p>
     <w:p>
@@ -128,7 +128,7 @@
           <w:color w:val="2F5496"/>
           <w:sz w:val="24"/>
         </w:rPr>
-        <w:t>L'ACTIVITÉ DE PLACEMENT B •</w:t>
+        <w:t>B • L'ACTIVITÉ DE PLACEMENT</w:t>
       </w:r>
     </w:p>
     <w:p>
@@ -175,7 +175,7 @@
       <w:r>
         <w:rPr>
           <w:b w:val="0"/>
-          <w:color w:val="000000"/>
+          <w:color w:val="BF5700"/>
           <w:sz w:val="22"/>
         </w:rPr>
         <w:t>concourir sous la seule condition d'obtenir une autorisation administrative préalable.</w:t>
@@ -221,7 +221,7 @@
           <w:color w:val="2F5496"/>
           <w:sz w:val="24"/>
         </w:rPr>
-        <w:t>OFFRES D'EMPLOI II •</w:t>
+        <w:t>II • OFFRES D'EMPLOI</w:t>
       </w:r>
     </w:p>
     <w:p>
@@ -234,7 +234,7 @@
           <w:color w:val="2F5496"/>
           <w:sz w:val="24"/>
         </w:rPr>
-        <w:t>MODALITÉS DE DIFFUSION A •</w:t>
+        <w:t>A • MODALITÉS DE DIFFUSION</w:t>
       </w:r>
     </w:p>
     <w:p>
@@ -293,14 +293,14 @@
           <w:color w:val="2F5496"/>
           <w:sz w:val="24"/>
         </w:rPr>
-        <w:t>LE FORMALISME RÉDACTIONNEL DES OFFRES B •</w:t>
+        <w:t>B • LE FORMALISME RÉDACTIONNEL DES OFFRES</w:t>
       </w:r>
     </w:p>
     <w:p>
       <w:r>
         <w:rPr>
           <w:b w:val="0"/>
-          <w:color w:val="000000"/>
+          <w:color w:val="BF5700"/>
           <w:sz w:val="22"/>
         </w:rPr>
         <w:t>Toute offre doit être datée et rédigée en français notamment si l'employeur est français ou si la prestation de ?</w:t>
@@ -310,7 +310,7 @@
       <w:r>
         <w:rPr>
           <w:b w:val="0"/>
-          <w:color w:val="000000"/>
+          <w:color w:val="BF5700"/>
           <w:sz w:val="22"/>
         </w:rPr>
         <w:t>travail doit être exécutée sur le territoire français.</w:t>
@@ -320,7 +320,7 @@
       <w:r>
         <w:rPr>
           <w:b w:val="0"/>
-          <w:color w:val="000000"/>
+          <w:color w:val="BF5700"/>
           <w:sz w:val="22"/>
         </w:rPr>
         <w:t>Si l'annonce est anonyme, l'entreprise émettrice doit faire connaître au directeur de la publication du journal, son ?</w:t>
@@ -340,7 +340,7 @@
       <w:r>
         <w:rPr>
           <w:b w:val="0"/>
-          <w:color w:val="000000"/>
+          <w:color w:val="BF5700"/>
           <w:sz w:val="22"/>
         </w:rPr>
         <w:t>Sont interdites les mentions discriminatoires, c'est-à-dire toute annonce imposant une condition fondée sur ?</w:t>
@@ -410,7 +410,7 @@
       <w:r>
         <w:rPr>
           <w:b w:val="0"/>
-          <w:color w:val="000000"/>
+          <w:color w:val="BF5700"/>
           <w:sz w:val="22"/>
         </w:rPr>
         <w:t>Sont interdites les annonces comportant une condition d'âge en dehors des cas prévus par la loi ou le règlement ?</w:t>
@@ -456,7 +456,7 @@
           <w:color w:val="2F5496"/>
           <w:sz w:val="24"/>
         </w:rPr>
-        <w:t>MÉTHODES DE RECRUTEMENT ET PROTECTION DES LIBERTÉS III •</w:t>
+        <w:t>III • MÉTHODES DE RECRUTEMENT ET PROTECTION DES LIBERTÉS</w:t>
       </w:r>
     </w:p>
     <w:p>
@@ -466,10 +466,10 @@
       <w:r>
         <w:rPr>
           <w:b/>
-          <w:color w:val="006100"/>
+          <w:color w:val="BF5700"/>
           <w:sz w:val="24"/>
         </w:rPr>
-        <w:t>LES PRINCIPES GOUVERNANT à LA SÉLECTION DES CANDIDATS A •</w:t>
+        <w:t>A • LES PRINCIPES GOUVERNANT à LA SÉLECTION DES CANDIDATS</w:t>
       </w:r>
     </w:p>
     <w:p>
@@ -479,7 +479,7 @@
       <w:r>
         <w:rPr>
           <w:b/>
-          <w:color w:val="006100"/>
+          <w:color w:val="BF5700"/>
           <w:sz w:val="24"/>
         </w:rPr>
         <w:t>LES PRINCIPES DIRECTEURS</w:t>
@@ -489,7 +489,7 @@
       <w:r>
         <w:rPr>
           <w:b w:val="0"/>
-          <w:color w:val="006100"/>
+          <w:color w:val="BF5700"/>
           <w:sz w:val="22"/>
         </w:rPr>
         <w:t>?</w:t>
@@ -499,7 +499,7 @@
       <w:r>
         <w:rPr>
           <w:b w:val="0"/>
-          <w:color w:val="006100"/>
+          <w:color w:val="BF5700"/>
           <w:sz w:val="22"/>
         </w:rPr>
         <w:t>Quelles que soient les méthodes utilisées, les questions posées doivent répondre à la double exigence suivante (c. trav.</w:t>
@@ -509,7 +509,7 @@
       <w:r>
         <w:rPr>
           <w:b w:val="0"/>
-          <w:color w:val="006100"/>
+          <w:color w:val="BF5700"/>
           <w:sz w:val="22"/>
         </w:rPr>
         <w:t>art. L. 1221-6) :</w:t>
@@ -522,7 +522,7 @@
       <w:r>
         <w:rPr>
           <w:b w:val="0"/>
-          <w:color w:val="006100"/>
+          <w:color w:val="BF5700"/>
           <w:sz w:val="22"/>
         </w:rPr>
         <w:t>Les informations demandées ne doivent avoir comme finalité, que d'apprécier la capacité du candidat à</w:t>
@@ -532,7 +532,7 @@
       <w:r>
         <w:rPr>
           <w:b w:val="0"/>
-          <w:color w:val="006100"/>
+          <w:color w:val="BF5700"/>
           <w:sz w:val="22"/>
         </w:rPr>
         <w:t>occuper l'emploi propose ou ses aptitudes professionnelles.</w:t>
@@ -545,7 +545,7 @@
       <w:r>
         <w:rPr>
           <w:b w:val="0"/>
-          <w:color w:val="006100"/>
+          <w:color w:val="BF5700"/>
           <w:sz w:val="22"/>
         </w:rPr>
         <w:t>Les informations demandées doivent présenter un lien direct et nécessaire avec l'emploi propose ou avec</w:t>
@@ -555,7 +555,7 @@
       <w:r>
         <w:rPr>
           <w:b w:val="0"/>
-          <w:color w:val="006100"/>
+          <w:color w:val="BF5700"/>
           <w:sz w:val="22"/>
         </w:rPr>
         <w:t>l'évaluation des aptitudes professionnelles à.</w:t>
@@ -566,7 +566,7 @@
       <w:r>
         <w:rPr>
           <w:b w:val="0"/>
-          <w:color w:val="006100"/>
+          <w:color w:val="BF5700"/>
           <w:sz w:val="22"/>
         </w:rPr>
         <w:t>Des lors l'employeur doit s'abstenir de toute discrimination et les informations sollicitées à l'occasion de l'entretien</w:t>
@@ -576,7 +576,7 @@
       <w:r>
         <w:rPr>
           <w:b w:val="0"/>
-          <w:color w:val="006100"/>
+          <w:color w:val="BF5700"/>
           <w:sz w:val="22"/>
         </w:rPr>
         <w:t>ne peuvent être attentatoires au droit des personnes et à leurs libertés individuelles. Ainsi les questions sur l'état de</w:t>
@@ -586,7 +586,7 @@
       <w:r>
         <w:rPr>
           <w:b w:val="0"/>
-          <w:color w:val="006100"/>
+          <w:color w:val="BF5700"/>
           <w:sz w:val="22"/>
         </w:rPr>
         <w:t>santé du candidat, ses meurs sexuelles, ses opinions religieuses ou philosophiques ou encore son état de grossesse sont</w:t>
@@ -596,7 +596,7 @@
       <w:r>
         <w:rPr>
           <w:b w:val="0"/>
-          <w:color w:val="006100"/>
+          <w:color w:val="BF5700"/>
           <w:sz w:val="22"/>
         </w:rPr>
         <w:t>interdites et les réponses mensongères apportées ne sauraient en principe motiver une rupture du contrat de travail.</w:t>
@@ -669,7 +669,7 @@
       <w:r>
         <w:rPr>
           <w:b w:val="0"/>
-          <w:color w:val="000000"/>
+          <w:color w:val="BF5700"/>
           <w:sz w:val="22"/>
         </w:rPr>
         <w:t>l'employeur à choisir son futur salarié. à noter enfin que le candidat doit être expressément informé des méthodes et</w:t>
@@ -695,7 +695,7 @@
           <w:color w:val="2F5496"/>
           <w:sz w:val="24"/>
         </w:rPr>
-        <w:t>PARTICULARITÉS DU QUESTIONNAIRE D'EMBAUCHE B •</w:t>
+        <w:t>B • PARTICULARITÉS DU QUESTIONNAIRE D'EMBAUCHE</w:t>
       </w:r>
     </w:p>
     <w:p>
@@ -712,7 +712,7 @@
       <w:r>
         <w:rPr>
           <w:b w:val="0"/>
-          <w:color w:val="000000"/>
+          <w:color w:val="00703C"/>
           <w:sz w:val="22"/>
         </w:rPr>
         <w:t>faire l'objet d'une collecte par le recruteur. Le recueil et la conservation des ces informations personnelles constituent</w:t>
@@ -722,7 +722,7 @@
       <w:r>
         <w:rPr>
           <w:b w:val="0"/>
-          <w:color w:val="000000"/>
+          <w:color w:val="00703C"/>
           <w:sz w:val="22"/>
         </w:rPr>
         <w:t>des opérations de traitements de données à caractère personnel et doivent par conséquent répondre aux exigences du</w:t>
@@ -748,14 +748,14 @@
           <w:color w:val="2F5496"/>
           <w:sz w:val="24"/>
         </w:rPr>
-        <w:t>L'EXIGENCE DE BONNE FOI DU CANDIDAT C •</w:t>
+        <w:t>C • L'EXIGENCE DE BONNE FOI DU CANDIDAT</w:t>
       </w:r>
     </w:p>
     <w:p>
       <w:r>
         <w:rPr>
           <w:b w:val="0"/>
-          <w:color w:val="000000"/>
+          <w:color w:val="BF5700"/>
           <w:sz w:val="22"/>
         </w:rPr>
         <w:t>Le candidat doit répondre de bonne foi aux questions qui lui sont posées. à défaut, les manquements à cette obligation</w:t>
@@ -811,7 +811,7 @@
           <w:color w:val="2F5496"/>
           <w:sz w:val="24"/>
         </w:rPr>
-        <w:t>LA PROPOSITION D'EMBAUCHE IV •</w:t>
+        <w:t>IV • LA PROPOSITION D'EMBAUCHE</w:t>
       </w:r>
     </w:p>
     <w:p>
@@ -821,17 +821,17 @@
       <w:r>
         <w:rPr>
           <w:b/>
-          <w:color w:val="2F5496"/>
+          <w:color w:val="00703C"/>
           <w:sz w:val="24"/>
         </w:rPr>
-        <w:t>DÉFINITION A •</w:t>
+        <w:t>A • DÉFINITION</w:t>
       </w:r>
     </w:p>
     <w:p>
       <w:r>
         <w:rPr>
           <w:b w:val="0"/>
-          <w:color w:val="000000"/>
+          <w:color w:val="00703C"/>
           <w:sz w:val="22"/>
         </w:rPr>
         <w:t>En cohérence avec l'ordonnance du 10 février 2016 portant réforme du droit des contrats, la Cour de cassation par deux</w:t>
@@ -841,7 +841,7 @@
       <w:r>
         <w:rPr>
           <w:b w:val="0"/>
-          <w:color w:val="000000"/>
+          <w:color w:val="00703C"/>
           <w:sz w:val="22"/>
         </w:rPr>
         <w:t>arrêts en date du 21 septembre 2017 opère un revirement de jurisprudence. Abandonnant ainsi la notion de promesse</w:t>
@@ -851,7 +851,7 @@
       <w:r>
         <w:rPr>
           <w:b w:val="0"/>
-          <w:color w:val="000000"/>
+          <w:color w:val="00703C"/>
           <w:sz w:val="22"/>
         </w:rPr>
         <w:t>d'embauche, elle distingue désormais l'offre de contrat de travail et la promesse unilatérale de contrat de travail.</w:t>
@@ -973,14 +973,14 @@
           <w:color w:val="2F5496"/>
           <w:sz w:val="24"/>
         </w:rPr>
-        <w:t>LES EFFETS DE LA RUPTURE DE L'OFFRE DE CONTRAT ET DE LA PROMESSE UNILATÉRALE B •</w:t>
+        <w:t>B • LES EFFETS DE LA RUPTURE DE L'OFFRE DE CONTRAT ET DE LA PROMESSE UNILATÉRALE</w:t>
       </w:r>
     </w:p>
     <w:p>
       <w:r>
         <w:rPr>
           <w:b w:val="0"/>
-          <w:color w:val="000000"/>
+          <w:color w:val="BF5700"/>
           <w:sz w:val="22"/>
         </w:rPr>
         <w:t>Cette nouvelle distinction emporte nécessairement des effets spécifiques.</w:t>
@@ -1013,7 +1013,7 @@
       <w:r>
         <w:rPr>
           <w:b w:val="0"/>
-          <w:color w:val="000000"/>
+          <w:color w:val="BF5700"/>
           <w:sz w:val="22"/>
         </w:rPr>
         <w:t>L'offre d'emploi, qui doit être maintenue pendant un délai raisonnable ou celui fixe par son auteur, peut être librement</w:t>
